--- a/papers/_sources/rope_gauge_geometry.docx
+++ b/papers/_sources/rope_gauge_geometry.docx
@@ -61,23 +61,6 @@
           <w:szCs w:val="20"/>
         </w:rPr>
         <w:t xml:space="preserve">Global Networking Practice, NTT DATA, Charlotte, NC  ·  palmer100@gmail.com</w:t>
-      </w:r>
-    </w:p>
-    <w:p>
-      <w:pPr>
-        <w:spacing w:after="120" w:before="0" w:line="276"/>
-        <w:jc w:val="center"/>
-      </w:pPr>
-      <w:r>
-        <w:rPr>
-          <w:rFonts w:ascii="Times New Roman" w:cs="Times New Roman" w:eastAsia="Times New Roman" w:hAnsi="Times New Roman"/>
-          <w:i/>
-          <w:iCs/>
-          <w:color w:val="666666"/>
-          <w:sz w:val="18"/>
-          <w:szCs w:val="18"/>
-        </w:rPr>
-        <w:t xml:space="preserve">Programme credit: the core Rope Hypothesis is due to Bill Gaede; this work develops and formalises it.</w:t>
       </w:r>
     </w:p>
     <w:p>
@@ -8236,23 +8219,6 @@
       </w:r>
     </w:p>
     <w:p>
-      <w:pPr>
-        <w:spacing w:after="160" w:before="0" w:line="276"/>
-        <w:jc w:val="both"/>
-      </w:pPr>
-      <w:r>
-        <w:rPr>
-          <w:rFonts w:ascii="Times New Roman" w:cs="Times New Roman" w:eastAsia="Times New Roman" w:hAnsi="Times New Roman"/>
-          <w:i/>
-          <w:iCs/>
-          <w:color w:val="666666"/>
-          <w:sz w:val="20"/>
-          <w:szCs w:val="20"/>
-        </w:rPr>
-        <w:t xml:space="preserve">Programme credit: the core Rope Hypothesis is due to Bill Gaede. Computational collaboration and drafting by Claude (Anthropic). Reproducible via benchmarks/topology/gauge_geometry.py. Correspondence to palmer100@gmail.com.</w:t>
-      </w:r>
-    </w:p>
-    <w:p>
       <w:r>
         <w:rPr>
           <w:b/>
@@ -8320,6 +8286,7 @@
         <w:t>Ropes physically instantiate the bundle</w:t>
       </w:r>
     </w:p>
+    <w:p/>
     <w:p>
       <w:r>
         <w:rPr>
@@ -8329,6 +8296,12 @@
       </w:r>
       <w:r>
         <w:t>Gaede's strand handedness is a computable integer identical to the linking number  [benchmark: benchmarks/em/strand_handedness.py]</w:t>
+      </w:r>
+    </w:p>
+    <w:p/>
+    <w:p>
+      <w:r>
+        <w:t>Programme credit: the core Rope Hypothesis is due to Bill Gaede; this work develops and formalises it. Computational collaboration and drafting by Claude (Anthropic). Correspondence to palmer100@gmail.com.</w:t>
       </w:r>
     </w:p>
     <w:sectPr>

--- a/papers/_sources/rope_gauge_geometry.docx
+++ b/papers/_sources/rope_gauge_geometry.docx
@@ -45,7 +45,7 @@
           <w:sz w:val="22"/>
           <w:szCs w:val="22"/>
         </w:rPr>
-        <w:t xml:space="preserve">Mark Palmer  ·  with computational collaboration by Claude (Anthropic)</w:t>
+        <w:t xml:space="preserve">Mark Palmer · with computational collaboration by Claude (Anthropic)</w:t>
       </w:r>
     </w:p>
     <w:p>
@@ -60,7 +60,7 @@
           <w:sz w:val="20"/>
           <w:szCs w:val="20"/>
         </w:rPr>
-        <w:t xml:space="preserve">Global Networking Practice, NTT DATA, Charlotte, NC  ·  palmer100@gmail.com</w:t>
+        <w:t xml:space="preserve">Charlotte, NC · palmer100@gmail.com</w:t>
       </w:r>
     </w:p>
     <w:p>

--- a/papers/_sources/rope_gauge_geometry.docx
+++ b/papers/_sources/rope_gauge_geometry.docx
@@ -15,7 +15,7 @@
           <w:sz w:val="32"/>
           <w:szCs w:val="32"/>
         </w:rPr>
-        <w:t xml:space="preserve">Topology and Gauge Geometry Underlying the Rope Programme</w:t>
+        <w:t xml:space="preserve">Topology and Gauge Geometry Underlying the Mesh Programme</w:t>
       </w:r>
     </w:p>
     <w:p>
@@ -88,6 +88,20 @@
           <w:szCs w:val="22"/>
         </w:rPr>
         <w:t xml:space="preserve"/>
+      </w:r>
+    </w:p>
+    <w:p>
+      <w:pPr>
+        <w:spacing w:after="160" w:before="0" w:line="276"/>
+        <w:jc w:val="both"/>
+      </w:pPr>
+      <w:r>
+        <w:rPr>
+          <w:rFonts w:ascii="Times New Roman" w:cs="Times New Roman" w:eastAsia="Times New Roman" w:hAnsi="Times New Roman"/>
+          <w:sz w:val="24"/>
+          <w:szCs w:val="24"/>
+        </w:rPr>
+        <w:t xml:space="preserve">Naming note (5 September 2026). This programme is now the Mesh Programme and the theory it develops the mesh framework; 'the rope framework' in earlier revisions reads 'the mesh framework'. 'Rope' remains the name of the two-strand wound object, and the Rope Hypothesis credited to Bill Gaede keeps its name. Identifiers (repository, rope_solver, file names, claim IDs) are unchanged.</w:t>
       </w:r>
     </w:p>
     <w:p>
@@ -2175,7 +2189,7 @@
           <w:sz w:val="24"/>
           <w:szCs w:val="24"/>
         </w:rPr>
-        <w:t xml:space="preserve">Gauge symmetry is not an extra postulate layered onto the theory. It is FORCED: the moment one admits that the phase labelling is a convention, invariance under changing that convention is automatic, and the connection must transform as A → A + dχ for the physics (the curvature) to be convention-independent. Gauge invariance is the statement that nothing physical depends on the arbitrary choice of phase origin — and that the electromagnetic potential’s gauge freedom is precisely this arbitrariness. The rope programme does not add gauge symmetry; it cannot avoid it.</w:t>
+        <w:t xml:space="preserve">Gauge symmetry is not an extra postulate layered onto the theory. It is FORCED: the moment one admits that the phase labelling is a convention, invariance under changing that convention is automatic, and the connection must transform as A → A + dχ for the physics (the curvature) to be convention-independent. Gauge invariance is the statement that nothing physical depends on the arbitrary choice of phase origin — and that the electromagnetic potential’s gauge freedom is precisely this arbitrariness. The mesh programme does not add gauge symmetry; it cannot avoid it.</w:t>
       </w:r>
     </w:p>
     <w:tbl>
@@ -2668,7 +2682,7 @@
           <w:sz w:val="24"/>
           <w:szCs w:val="24"/>
         </w:rPr>
-        <w:t xml:space="preserve">This is philosophically powerful and historically accurate: physicists repeatedly discovered topology EXPERIMENTALLY — quantised Hall conductance, flux quantisation, quantised charge — before recognising the fibre-bundle geometry underneath. An integer that refuses to change is the observable signature of a hidden bundle; the geometry is inferred from the quantisation, not the other way round. For the rope programme this means the framework is not only a way to organise known results top-down, but a claim that can be approached from the bottom up: wherever the medium exhibits a robust conserved integer, the bundle–connection–curvature structure is implied, and the specific invariant (winding, linking, Chern) identifies which topological feature is responsible.</w:t>
+        <w:t xml:space="preserve">This is philosophically powerful and historically accurate: physicists repeatedly discovered topology EXPERIMENTALLY — quantised Hall conductance, flux quantisation, quantised charge — before recognising the fibre-bundle geometry underneath. An integer that refuses to change is the observable signature of a hidden bundle; the geometry is inferred from the quantisation, not the other way round. For the mesh programme this means the framework is not only a way to organise known results top-down, but a claim that can be approached from the bottom up: wherever the medium exhibits a robust conserved integer, the bundle–connection–curvature structure is implied, and the specific invariant (winding, linking, Chern) identifies which topological feature is responsible.</w:t>
       </w:r>
     </w:p>
     <w:p>
@@ -2773,7 +2787,7 @@
                 <w:sz w:val="22"/>
                 <w:szCs w:val="22"/>
               </w:rPr>
-              <w:t xml:space="preserve">Every conserved quantity in the classical rope programme is, ultimately, an INTEGER arising from topology.</w:t>
+              <w:t xml:space="preserve">Every conserved quantity in the classical mesh programme is, ultimately, an INTEGER arising from topology.</w:t>
             </w:r>
           </w:p>
         </w:tc>
